--- a/lars/Ruby on Rails/Lars_Jansen.docx
+++ b/lars/Ruby on Rails/Lars_Jansen.docx
@@ -1208,21 +1208,12 @@
         </w:rPr>
         <w:t xml:space="preserve">Upgraded the application baseline across </w:t>
       </w:r>
-      <w:bookmarkStart w:id="0" w:name="_GoBack"/>
       <w:r>
         <w:rPr>
           <w:rStyle w:val="Strong"/>
           <w:sz w:val="18"/>
         </w:rPr>
-        <w:t>Ruby</w:t>
-      </w:r>
-      <w:bookmarkEnd w:id="0"/>
-      <w:r>
-        <w:rPr>
-          <w:rStyle w:val="Strong"/>
-          <w:sz w:val="18"/>
-        </w:rPr>
-        <w:t xml:space="preserve"> 3.x</w:t>
+        <w:t>Ruby 3.x</w:t>
       </w:r>
       <w:r>
         <w:rPr>
@@ -2261,158 +2252,55 @@
         <w:pStyle w:val="NormalWeb"/>
         <w:jc w:val="both"/>
         <w:rPr>
-          <w:sz w:val="18"/>
-          <w:szCs w:val="18"/>
-        </w:rPr>
-      </w:pPr>
+          <w:rFonts w:ascii="Arial" w:hAnsi="Arial" w:cs="Arial"/>
+          <w:sz w:val="12"/>
+        </w:rPr>
+      </w:pPr>
+      <w:bookmarkStart w:id="0" w:name="_GoBack"/>
       <w:r>
         <w:rPr>
           <w:rStyle w:val="Strong"/>
           <w:sz w:val="18"/>
-          <w:szCs w:val="18"/>
-        </w:rPr>
-        <w:t>ML Content Generation Orchestrator (Greenfield)</w:t>
-      </w:r>
-    </w:p>
-    <w:p>
-      <w:pPr>
-        <w:pStyle w:val="NormalWeb"/>
-        <w:numPr>
-          <w:ilvl w:val="0"/>
-          <w:numId w:val="6"/>
-        </w:numPr>
-        <w:jc w:val="both"/>
-        <w:rPr>
-          <w:sz w:val="18"/>
-          <w:szCs w:val="18"/>
-        </w:rPr>
-      </w:pPr>
-      <w:r>
-        <w:rPr>
-          <w:sz w:val="18"/>
-          <w:szCs w:val="18"/>
-        </w:rPr>
-        <w:t xml:space="preserve">Designed a </w:t>
+        </w:rPr>
+        <w:t xml:space="preserve">Instant Payments Performance &amp; </w:t>
       </w:r>
       <w:proofErr w:type="spellStart"/>
       <w:r>
         <w:rPr>
           <w:rStyle w:val="Strong"/>
           <w:sz w:val="18"/>
-          <w:szCs w:val="18"/>
-        </w:rPr>
-        <w:t>FastAPI</w:t>
-      </w:r>
-      <w:proofErr w:type="spellEnd"/>
-      <w:r>
-        <w:rPr>
-          <w:sz w:val="18"/>
-          <w:szCs w:val="18"/>
-        </w:rPr>
-        <w:t xml:space="preserve"> orchestration service coordinating image/content generation steps, including prompt/template versioning, queue-driven execution, and deterministic retries for repeatable outputs.</w:t>
-      </w:r>
-    </w:p>
-    <w:p>
-      <w:pPr>
-        <w:pStyle w:val="NormalWeb"/>
-        <w:numPr>
-          <w:ilvl w:val="0"/>
-          <w:numId w:val="6"/>
-        </w:numPr>
-        <w:jc w:val="both"/>
-        <w:rPr>
-          <w:sz w:val="18"/>
-          <w:szCs w:val="18"/>
-        </w:rPr>
-      </w:pPr>
-      <w:r>
-        <w:rPr>
-          <w:sz w:val="18"/>
-          <w:szCs w:val="18"/>
-        </w:rPr>
-        <w:t xml:space="preserve">Built a </w:t>
-      </w:r>
-      <w:proofErr w:type="spellStart"/>
+        </w:rPr>
+        <w:t>Observability</w:t>
+      </w:r>
+      <w:proofErr w:type="spellEnd"/>
       <w:r>
         <w:rPr>
           <w:rStyle w:val="Strong"/>
           <w:sz w:val="18"/>
-          <w:szCs w:val="18"/>
-        </w:rPr>
-        <w:t>PostgreSQL</w:t>
-      </w:r>
-      <w:proofErr w:type="spellEnd"/>
-      <w:r>
-        <w:rPr>
-          <w:sz w:val="18"/>
-          <w:szCs w:val="18"/>
-        </w:rPr>
-        <w:t xml:space="preserve"> audit trail for every generation request (inputs, parameters, outputs, timing, and errors), enabling reproducibility, compliance-friendly reviews, and fast incident forensics.</w:t>
-      </w:r>
-    </w:p>
-    <w:p>
-      <w:pPr>
-        <w:pStyle w:val="NormalWeb"/>
-        <w:numPr>
-          <w:ilvl w:val="0"/>
-          <w:numId w:val="6"/>
-        </w:numPr>
-        <w:jc w:val="both"/>
-        <w:rPr>
-          <w:sz w:val="18"/>
-          <w:szCs w:val="18"/>
-        </w:rPr>
-      </w:pPr>
-      <w:r>
-        <w:rPr>
-          <w:sz w:val="18"/>
-          <w:szCs w:val="18"/>
-        </w:rPr>
-        <w:t xml:space="preserve">Added </w:t>
-      </w:r>
-      <w:proofErr w:type="spellStart"/>
-      <w:r>
-        <w:rPr>
-          <w:rStyle w:val="Strong"/>
-          <w:sz w:val="18"/>
-          <w:szCs w:val="18"/>
-        </w:rPr>
-        <w:t>Redis</w:t>
-      </w:r>
-      <w:proofErr w:type="spellEnd"/>
-      <w:r>
-        <w:rPr>
-          <w:sz w:val="18"/>
-          <w:szCs w:val="18"/>
-        </w:rPr>
-        <w:t xml:space="preserve"> caching and </w:t>
-      </w:r>
-      <w:proofErr w:type="spellStart"/>
-      <w:r>
-        <w:rPr>
-          <w:sz w:val="18"/>
-          <w:szCs w:val="18"/>
-        </w:rPr>
-        <w:t>deduplication</w:t>
-      </w:r>
-      <w:proofErr w:type="spellEnd"/>
-      <w:r>
-        <w:rPr>
-          <w:sz w:val="18"/>
-          <w:szCs w:val="18"/>
-        </w:rPr>
-        <w:t xml:space="preserve"> to avoid re-running identical expensive generations, protecting cost and latency during campaign spikes while keeping results consistent.</w:t>
-      </w:r>
-    </w:p>
-    <w:p>
-      <w:pPr>
-        <w:pStyle w:val="NormalWeb"/>
-        <w:jc w:val="both"/>
-        <w:rPr>
-          <w:rFonts w:ascii="Arial" w:hAnsi="Arial" w:cs="Arial"/>
-          <w:sz w:val="18"/>
-        </w:rPr>
-      </w:pPr>
+        </w:rPr>
+        <w:t xml:space="preserve"> Program</w:t>
+      </w:r>
+      <w:r>
+        <w:rPr>
+          <w:sz w:val="18"/>
+        </w:rPr>
+        <w:t xml:space="preserve"> — Designed a repeatable load-test harness and SLO dashboards for </w:t>
+      </w:r>
+      <w:proofErr w:type="spellStart"/>
+      <w:r>
+        <w:rPr>
+          <w:sz w:val="18"/>
+        </w:rPr>
+        <w:t>async</w:t>
+      </w:r>
+      <w:proofErr w:type="spellEnd"/>
+      <w:r>
+        <w:rPr>
+          <w:sz w:val="18"/>
+        </w:rPr>
+        <w:t xml:space="preserve"> payment-style flows, then used traces + query profiling to remove bottlenecks, tune worker concurrency, and validate scaling without degrading tail latency.</w:t>
+      </w:r>
+      <w:bookmarkEnd w:id="0"/>
     </w:p>
     <w:sectPr>
       <w:pgSz w:w="11906" w:h="16838"/>
